--- a/web/lab03/lab03.docx
+++ b/web/lab03/lab03.docx
@@ -393,6 +393,9 @@
             <w:pPr>
               <w:pStyle w:val="BodyText"/>
               <w:spacing w:before="960"/>
+              <w:rPr>
+                <w:lang w:val="en-US"/>
+              </w:rPr>
             </w:pPr>
             <w:r>
               <w:t>ОТЧЕТ О ЛАБОРАТОРНОЙ РАБОТЕ</w:t>
@@ -404,7 +407,13 @@
               <w:t xml:space="preserve"> </w:t>
             </w:r>
             <w:r>
-              <w:t>№ 1</w:t>
+              <w:t xml:space="preserve">№ </w:t>
+            </w:r>
+            <w:r>
+              <w:rPr>
+                <w:lang w:val="en-US"/>
+              </w:rPr>
+              <w:t>3</w:t>
             </w:r>
           </w:p>
         </w:tc>
@@ -434,36 +443,7 @@
                 <w:b w:val="0"/>
                 <w:szCs w:val="32"/>
               </w:rPr>
-              <w:t>СТРУКТУРИРОВАНИЕ ТЕКСТА И СОЗДАНИЕ ГИПЕРССЫЛОК</w:t>
-            </w:r>
-            <w:r>
-              <w:rPr>
-                <w:b w:val="0"/>
-                <w:szCs w:val="32"/>
-              </w:rPr>
-              <w:t xml:space="preserve"> </w:t>
-            </w:r>
-            <w:r>
-              <w:rPr>
-                <w:b w:val="0"/>
-                <w:szCs w:val="32"/>
-              </w:rPr>
-              <w:t xml:space="preserve">В </w:t>
-            </w:r>
-            <w:r>
-              <w:rPr>
-                <w:b w:val="0"/>
-                <w:szCs w:val="32"/>
-                <w:lang w:val="en-US"/>
-              </w:rPr>
-              <w:t>WEB</w:t>
-            </w:r>
-            <w:r>
-              <w:rPr>
-                <w:b w:val="0"/>
-                <w:szCs w:val="32"/>
-              </w:rPr>
-              <w:t>-ДОКУМЕНТЕ</w:t>
+              <w:t>ТЕХНОЛОГИЯ СОЗДАНИЯ ТАБЛИЦ В WEB-ДОКУМЕНТАХ И ВСТАВКИ ФОНОВЫХ ИЗОБРАЖЕНИЙ</w:t>
             </w:r>
           </w:p>
         </w:tc>
@@ -968,13 +948,22 @@
         <w:pStyle w:val="MAINTEXT1"/>
       </w:pPr>
       <w:r>
-        <w:t>Цель работы</w:t>
+        <w:t xml:space="preserve">Цель работы: </w:t>
       </w:r>
-      <w:proofErr w:type="gramStart"/>
       <w:r>
-        <w:t>: .</w:t>
+        <w:t xml:space="preserve">изучение приемов создания таблиц в </w:t>
       </w:r>
-      <w:proofErr w:type="gramEnd"/>
+      <w:proofErr w:type="spellStart"/>
+      <w:r>
+        <w:t>web</w:t>
+      </w:r>
+      <w:proofErr w:type="spellEnd"/>
+      <w:r>
+        <w:t>-документах, а также использования графики в качестве фона</w:t>
+      </w:r>
+      <w:r>
+        <w:t>.</w:t>
+      </w:r>
     </w:p>
     <w:p>
       <w:pPr>
@@ -986,8 +975,692 @@
     </w:p>
     <w:p>
       <w:pPr>
+        <w:pStyle w:val="LIST1"/>
+      </w:pPr>
+      <w:r>
+        <w:t xml:space="preserve">Для 1-ой </w:t>
+      </w:r>
+      <w:proofErr w:type="spellStart"/>
+      <w:r>
+        <w:t>web</w:t>
+      </w:r>
+      <w:proofErr w:type="spellEnd"/>
+      <w:r>
+        <w:t>-страницы, созданной в процессе выполнения предыдущих лабораторных работ, задать фоновое изображение, которое будет повторяться по обеим осям. С этой целью рекомендуется использовать бесшовные фоны (паттерны), которые можно скачать, например, с сайта http://bgrounds.ru.</w:t>
+      </w:r>
+    </w:p>
+    <w:p>
+      <w:pPr>
+        <w:pStyle w:val="LIST1"/>
+      </w:pPr>
+      <w:r>
+        <w:t xml:space="preserve">Для 2-ой </w:t>
+      </w:r>
+      <w:proofErr w:type="spellStart"/>
+      <w:r>
+        <w:t>web</w:t>
+      </w:r>
+      <w:proofErr w:type="spellEnd"/>
+      <w:r>
+        <w:t>-страницы, созданной в процессе выполнения предыдущих лабораторных работ, задать фоновое изображение таким образом, чтобы оно занимало всю доступную площадь.</w:t>
+      </w:r>
+    </w:p>
+    <w:p>
+      <w:pPr>
+        <w:pStyle w:val="LIST1"/>
+      </w:pPr>
+      <w:r>
+        <w:t xml:space="preserve">Создать </w:t>
+      </w:r>
+      <w:proofErr w:type="spellStart"/>
+      <w:r>
+        <w:t>web</w:t>
+      </w:r>
+      <w:proofErr w:type="spellEnd"/>
+      <w:r>
+        <w:t>-страницу с расположенной на ней таблицей в соответствии с вариантом задания, номер которого совпадает с номером компьютера. Варианты задания приведены ниже. При выполнении задания необходимо обратить внимание на размеры и стиль шрифтов, расположение текста в ячейках.</w:t>
+      </w:r>
+    </w:p>
+    <w:p>
+      <w:pPr>
+        <w:pStyle w:val="LIST1"/>
+      </w:pPr>
+      <w:r>
+        <w:t xml:space="preserve">Создать многострочную таблицу (10-15 строк) в виде прайс-листа, состоящую из трех столбцов. Содержание таблицы может быть любым (например, цена на </w:t>
+      </w:r>
+      <w:proofErr w:type="spellStart"/>
+      <w:r>
+        <w:t>флеш</w:t>
+      </w:r>
+      <w:proofErr w:type="spellEnd"/>
+      <w:r>
+        <w:t>- память или жесткие диски). Для экономии времени все представленные данные могут быть вымышленными.</w:t>
+      </w:r>
+      <w:r>
+        <w:rPr>
+          <w:lang w:val="en-US"/>
+        </w:rPr>
+        <w:br/>
+      </w:r>
+      <w:r>
+        <w:t xml:space="preserve">В первом столбце таблицы указать № п/п и обеспечить выравнивание номеров по центру. Во втором столбце указать наименование продукции и обеспечить выравнивание текста по левому краю. В последнем столбце требуется указать цены представленной продукции и для этого столбца сделать выравнивание текста по правому краю. </w:t>
+      </w:r>
+    </w:p>
+    <w:p>
+      <w:pPr>
+        <w:pStyle w:val="LIST1"/>
+        <w:numPr>
+          <w:ilvl w:val="0"/>
+          <w:numId w:val="0"/>
+        </w:numPr>
+        <w:ind w:left="1009"/>
+        <w:rPr>
+          <w:lang w:val="en-US"/>
+        </w:rPr>
+      </w:pPr>
+      <w:r>
+        <w:t xml:space="preserve">Все нечетные строки выделить одним цветом, а четные - другим. С этой целью рекомендуется использовать </w:t>
+      </w:r>
+      <w:proofErr w:type="spellStart"/>
+      <w:r>
+        <w:t>псевдоклассы</w:t>
+      </w:r>
+      <w:proofErr w:type="spellEnd"/>
+      <w:r>
+        <w:t xml:space="preserve">. Для шапки </w:t>
+      </w:r>
+      <w:r>
+        <w:lastRenderedPageBreak/>
+        <w:t>таблицы установить более крупный размер шрифта и отличный от последующих строк цвет фона. Рамка таблицы должна быть сплошной, в ячейках таблицы следует предусмотреть одинаковые со всех сторон поля.</w:t>
+      </w:r>
+    </w:p>
+    <w:p>
+      <w:pPr>
         <w:pStyle w:val="MAINTEXT1"/>
       </w:pPr>
+      <w:r>
+        <w:t>Вариант: 6.</w:t>
+      </w:r>
+    </w:p>
+    <w:tbl>
+      <w:tblPr>
+        <w:tblW w:w="0" w:type="auto"/>
+        <w:tblBorders>
+          <w:top w:val="single" w:sz="4" w:space="0" w:color="auto"/>
+          <w:left w:val="single" w:sz="4" w:space="0" w:color="auto"/>
+          <w:bottom w:val="single" w:sz="4" w:space="0" w:color="auto"/>
+          <w:right w:val="single" w:sz="4" w:space="0" w:color="auto"/>
+          <w:insideH w:val="single" w:sz="4" w:space="0" w:color="auto"/>
+          <w:insideV w:val="single" w:sz="4" w:space="0" w:color="auto"/>
+        </w:tblBorders>
+        <w:tblLook w:val="01E0" w:firstRow="1" w:lastRow="1" w:firstColumn="1" w:lastColumn="1" w:noHBand="0" w:noVBand="0"/>
+      </w:tblPr>
+      <w:tblGrid>
+        <w:gridCol w:w="1839"/>
+        <w:gridCol w:w="1488"/>
+        <w:gridCol w:w="3010"/>
+        <w:gridCol w:w="3010"/>
+      </w:tblGrid>
+      <w:tr>
+        <w:tc>
+          <w:tcPr>
+            <w:tcW w:w="1839" w:type="dxa"/>
+            <w:shd w:val="clear" w:color="auto" w:fill="auto"/>
+            <w:vAlign w:val="center"/>
+          </w:tcPr>
+          <w:p>
+            <w:pPr>
+              <w:jc w:val="center"/>
+              <w:rPr>
+                <w:rFonts w:ascii="Arial" w:hAnsi="Arial" w:cs="Arial"/>
+                <w:bCs/>
+              </w:rPr>
+            </w:pPr>
+            <w:r>
+              <w:rPr>
+                <w:rFonts w:ascii="Arial" w:hAnsi="Arial" w:cs="Arial"/>
+                <w:bCs/>
+              </w:rPr>
+              <w:fldChar w:fldCharType="begin"/>
+            </w:r>
+            <w:r>
+              <w:rPr>
+                <w:rFonts w:ascii="Arial" w:hAnsi="Arial" w:cs="Arial"/>
+                <w:bCs/>
+              </w:rPr>
+              <w:instrText xml:space="preserve"> INCLUDEPICTURE "http://officeimg.vo.msecnd.net/en-us/images/MB900310560.jpg" \* MERGEFORMATINET </w:instrText>
+            </w:r>
+            <w:r>
+              <w:rPr>
+                <w:rFonts w:ascii="Arial" w:hAnsi="Arial" w:cs="Arial"/>
+                <w:bCs/>
+              </w:rPr>
+              <w:fldChar w:fldCharType="separate"/>
+            </w:r>
+            <w:r>
+              <w:rPr>
+                <w:rFonts w:ascii="Arial" w:hAnsi="Arial" w:cs="Arial"/>
+                <w:bCs/>
+                <w:noProof/>
+              </w:rPr>
+              <w:drawing>
+                <wp:inline distT="0" distB="0" distL="0" distR="0" wp14:anchorId="6D745403" wp14:editId="22C7E011">
+                  <wp:extent cx="1030605" cy="1030605"/>
+                  <wp:effectExtent l="0" t="0" r="0" b="0"/>
+                  <wp:docPr id="6" name="imgHvThumb" descr="&amp;Pcy;&amp;rcy;&amp;ocy;&amp;scy;&amp;mcy;&amp;ocy;&amp;tcy;&amp;rcy;&amp;iecy;&amp;tcy;&amp;softcy; &amp;pcy;&amp;ocy;&amp;dcy;&amp;rcy;&amp;ocy;&amp;bcy;&amp;ncy;&amp;ocy;&amp;scy;&amp;tcy;&amp;icy;"/>
+                  <wp:cNvGraphicFramePr>
+                    <a:graphicFrameLocks xmlns:a="http://schemas.openxmlformats.org/drawingml/2006/main"/>
+                  </wp:cNvGraphicFramePr>
+                  <a:graphic xmlns:a="http://schemas.openxmlformats.org/drawingml/2006/main">
+                    <a:graphicData uri="http://schemas.openxmlformats.org/drawingml/2006/picture">
+                      <pic:pic xmlns:pic="http://schemas.openxmlformats.org/drawingml/2006/picture">
+                        <pic:nvPicPr>
+                          <pic:cNvPr id="0" name="imgHvThumb" descr="&amp;Pcy;&amp;rcy;&amp;ocy;&amp;scy;&amp;mcy;&amp;ocy;&amp;tcy;&amp;rcy;&amp;iecy;&amp;tcy;&amp;softcy; &amp;pcy;&amp;ocy;&amp;dcy;&amp;rcy;&amp;ocy;&amp;bcy;&amp;ncy;&amp;ocy;&amp;scy;&amp;tcy;&amp;icy;"/>
+                          <pic:cNvPicPr>
+                            <a:picLocks/>
+                          </pic:cNvPicPr>
+                        </pic:nvPicPr>
+                        <pic:blipFill>
+                          <a:blip r:embed="rId9">
+                            <a:extLst>
+                              <a:ext uri="{28A0092B-C50C-407E-A947-70E740481C1C}">
+                                <a14:useLocalDpi xmlns:a14="http://schemas.microsoft.com/office/drawing/2010/main" val="0"/>
+                              </a:ext>
+                            </a:extLst>
+                          </a:blip>
+                          <a:srcRect/>
+                          <a:stretch>
+                            <a:fillRect/>
+                          </a:stretch>
+                        </pic:blipFill>
+                        <pic:spPr bwMode="auto">
+                          <a:xfrm>
+                            <a:off x="0" y="0"/>
+                            <a:ext cx="1030605" cy="1030605"/>
+                          </a:xfrm>
+                          <a:prstGeom prst="rect">
+                            <a:avLst/>
+                          </a:prstGeom>
+                          <a:noFill/>
+                          <a:ln>
+                            <a:noFill/>
+                          </a:ln>
+                        </pic:spPr>
+                      </pic:pic>
+                    </a:graphicData>
+                  </a:graphic>
+                </wp:inline>
+              </w:drawing>
+            </w:r>
+            <w:r>
+              <w:rPr>
+                <w:rFonts w:ascii="Arial" w:hAnsi="Arial" w:cs="Arial"/>
+                <w:bCs/>
+              </w:rPr>
+              <w:fldChar w:fldCharType="end"/>
+            </w:r>
+          </w:p>
+        </w:tc>
+        <w:tc>
+          <w:tcPr>
+            <w:tcW w:w="7508" w:type="dxa"/>
+            <w:gridSpan w:val="3"/>
+            <w:shd w:val="clear" w:color="auto" w:fill="auto"/>
+            <w:vAlign w:val="center"/>
+          </w:tcPr>
+          <w:p>
+            <w:pPr>
+              <w:jc w:val="center"/>
+              <w:rPr>
+                <w:rFonts w:ascii="Arial" w:hAnsi="Arial" w:cs="Arial"/>
+                <w:b/>
+                <w:sz w:val="40"/>
+                <w:szCs w:val="40"/>
+              </w:rPr>
+            </w:pPr>
+            <w:r>
+              <w:rPr>
+                <w:rFonts w:ascii="Arial" w:hAnsi="Arial" w:cs="Arial"/>
+                <w:b/>
+                <w:sz w:val="40"/>
+                <w:szCs w:val="40"/>
+              </w:rPr>
+              <w:t>Вступительные испытания</w:t>
+            </w:r>
+          </w:p>
+          <w:p>
+            <w:pPr>
+              <w:jc w:val="center"/>
+              <w:rPr>
+                <w:rFonts w:ascii="Arial" w:hAnsi="Arial" w:cs="Arial"/>
+                <w:bCs/>
+                <w:sz w:val="32"/>
+                <w:szCs w:val="32"/>
+              </w:rPr>
+            </w:pPr>
+            <w:r>
+              <w:rPr>
+                <w:rFonts w:ascii="Arial" w:hAnsi="Arial" w:cs="Arial"/>
+                <w:b/>
+                <w:sz w:val="40"/>
+                <w:szCs w:val="40"/>
+              </w:rPr>
+              <w:t xml:space="preserve"> в магистратуру ГУАП</w:t>
+            </w:r>
+          </w:p>
+        </w:tc>
+      </w:tr>
+      <w:tr>
+        <w:tc>
+          <w:tcPr>
+            <w:tcW w:w="3327" w:type="dxa"/>
+            <w:gridSpan w:val="2"/>
+            <w:shd w:val="clear" w:color="auto" w:fill="auto"/>
+            <w:vAlign w:val="center"/>
+          </w:tcPr>
+          <w:p>
+            <w:pPr>
+              <w:spacing w:beforeLines="60" w:before="144" w:afterLines="60" w:after="144"/>
+              <w:rPr>
+                <w:rFonts w:ascii="Arial" w:hAnsi="Arial" w:cs="Arial"/>
+                <w:bCs/>
+              </w:rPr>
+            </w:pPr>
+            <w:r>
+              <w:rPr>
+                <w:rFonts w:ascii="Arial" w:hAnsi="Arial" w:cs="Arial"/>
+                <w:bCs/>
+              </w:rPr>
+              <w:t>Магистратура</w:t>
+            </w:r>
+          </w:p>
+          <w:p>
+            <w:pPr>
+              <w:spacing w:beforeLines="60" w:before="144" w:afterLines="60" w:after="144"/>
+              <w:rPr>
+                <w:rFonts w:ascii="Arial" w:hAnsi="Arial" w:cs="Arial"/>
+                <w:bCs/>
+              </w:rPr>
+            </w:pPr>
+            <w:r>
+              <w:rPr>
+                <w:rFonts w:ascii="Arial" w:hAnsi="Arial" w:cs="Arial"/>
+                <w:bCs/>
+              </w:rPr>
+              <w:t>(бюджет)</w:t>
+            </w:r>
+          </w:p>
+        </w:tc>
+        <w:tc>
+          <w:tcPr>
+            <w:tcW w:w="3010" w:type="dxa"/>
+            <w:shd w:val="clear" w:color="auto" w:fill="auto"/>
+          </w:tcPr>
+          <w:p>
+            <w:pPr>
+              <w:spacing w:beforeLines="60" w:before="144" w:afterLines="60" w:after="144"/>
+              <w:jc w:val="center"/>
+              <w:rPr>
+                <w:rFonts w:ascii="Arial" w:hAnsi="Arial" w:cs="Arial"/>
+                <w:bCs/>
+              </w:rPr>
+            </w:pPr>
+            <w:r>
+              <w:rPr>
+                <w:rFonts w:ascii="Arial" w:hAnsi="Arial" w:cs="Arial"/>
+                <w:bCs/>
+              </w:rPr>
+              <w:t xml:space="preserve">с 20 июня по </w:t>
+            </w:r>
+          </w:p>
+          <w:p>
+            <w:pPr>
+              <w:spacing w:beforeLines="60" w:before="144" w:afterLines="60" w:after="144"/>
+              <w:jc w:val="center"/>
+              <w:rPr>
+                <w:rFonts w:ascii="Arial" w:hAnsi="Arial" w:cs="Arial"/>
+                <w:bCs/>
+              </w:rPr>
+            </w:pPr>
+            <w:r>
+              <w:rPr>
+                <w:rFonts w:ascii="Arial" w:hAnsi="Arial" w:cs="Arial"/>
+                <w:bCs/>
+              </w:rPr>
+              <w:t>17 августа</w:t>
+            </w:r>
+          </w:p>
+        </w:tc>
+        <w:tc>
+          <w:tcPr>
+            <w:tcW w:w="3010" w:type="dxa"/>
+            <w:shd w:val="clear" w:color="auto" w:fill="auto"/>
+          </w:tcPr>
+          <w:p>
+            <w:pPr>
+              <w:spacing w:beforeLines="60" w:before="144" w:afterLines="60" w:after="144"/>
+              <w:rPr>
+                <w:rFonts w:ascii="Arial" w:hAnsi="Arial" w:cs="Arial"/>
+                <w:bCs/>
+              </w:rPr>
+            </w:pPr>
+            <w:r>
+              <w:rPr>
+                <w:rFonts w:ascii="Arial" w:hAnsi="Arial" w:cs="Arial"/>
+                <w:bCs/>
+              </w:rPr>
+              <w:t>Очная форма обучения</w:t>
+            </w:r>
+          </w:p>
+        </w:tc>
+      </w:tr>
+      <w:tr>
+        <w:trPr>
+          <w:trHeight w:val="319"/>
+        </w:trPr>
+        <w:tc>
+          <w:tcPr>
+            <w:tcW w:w="3327" w:type="dxa"/>
+            <w:gridSpan w:val="2"/>
+            <w:vMerge w:val="restart"/>
+            <w:shd w:val="clear" w:color="auto" w:fill="auto"/>
+            <w:vAlign w:val="center"/>
+          </w:tcPr>
+          <w:p>
+            <w:pPr>
+              <w:spacing w:beforeLines="60" w:before="144" w:afterLines="60" w:after="144"/>
+              <w:rPr>
+                <w:rFonts w:ascii="Arial" w:hAnsi="Arial" w:cs="Arial"/>
+                <w:bCs/>
+              </w:rPr>
+            </w:pPr>
+            <w:r>
+              <w:rPr>
+                <w:rFonts w:ascii="Arial" w:hAnsi="Arial" w:cs="Arial"/>
+                <w:bCs/>
+              </w:rPr>
+              <w:t>Магистратура</w:t>
+            </w:r>
+          </w:p>
+          <w:p>
+            <w:pPr>
+              <w:spacing w:beforeLines="60" w:before="144" w:afterLines="60" w:after="144"/>
+              <w:rPr>
+                <w:rFonts w:ascii="Arial" w:hAnsi="Arial" w:cs="Arial"/>
+                <w:bCs/>
+              </w:rPr>
+            </w:pPr>
+            <w:r>
+              <w:rPr>
+                <w:rFonts w:ascii="Arial" w:hAnsi="Arial" w:cs="Arial"/>
+                <w:bCs/>
+              </w:rPr>
+              <w:t>(</w:t>
+            </w:r>
+            <w:proofErr w:type="spellStart"/>
+            <w:r>
+              <w:rPr>
+                <w:rFonts w:ascii="Arial" w:hAnsi="Arial" w:cs="Arial"/>
+                <w:bCs/>
+              </w:rPr>
+              <w:t>внебюджет</w:t>
+            </w:r>
+            <w:proofErr w:type="spellEnd"/>
+            <w:r>
+              <w:rPr>
+                <w:rFonts w:ascii="Arial" w:hAnsi="Arial" w:cs="Arial"/>
+                <w:bCs/>
+              </w:rPr>
+              <w:t>)</w:t>
+            </w:r>
+          </w:p>
+        </w:tc>
+        <w:tc>
+          <w:tcPr>
+            <w:tcW w:w="3010" w:type="dxa"/>
+            <w:shd w:val="clear" w:color="auto" w:fill="auto"/>
+          </w:tcPr>
+          <w:p>
+            <w:pPr>
+              <w:spacing w:beforeLines="60" w:before="144" w:afterLines="60" w:after="144"/>
+              <w:jc w:val="center"/>
+              <w:rPr>
+                <w:rFonts w:ascii="Arial" w:hAnsi="Arial" w:cs="Arial"/>
+                <w:bCs/>
+              </w:rPr>
+            </w:pPr>
+            <w:r>
+              <w:rPr>
+                <w:rFonts w:ascii="Arial" w:hAnsi="Arial" w:cs="Arial"/>
+                <w:bCs/>
+              </w:rPr>
+              <w:t xml:space="preserve">с 20 июня по </w:t>
+            </w:r>
+          </w:p>
+          <w:p>
+            <w:pPr>
+              <w:spacing w:beforeLines="60" w:before="144" w:afterLines="60" w:after="144"/>
+              <w:jc w:val="center"/>
+              <w:rPr>
+                <w:rFonts w:ascii="Arial" w:hAnsi="Arial" w:cs="Arial"/>
+                <w:bCs/>
+              </w:rPr>
+            </w:pPr>
+            <w:r>
+              <w:rPr>
+                <w:rFonts w:ascii="Arial" w:hAnsi="Arial" w:cs="Arial"/>
+                <w:bCs/>
+              </w:rPr>
+              <w:t>17 августа</w:t>
+            </w:r>
+          </w:p>
+        </w:tc>
+        <w:tc>
+          <w:tcPr>
+            <w:tcW w:w="3010" w:type="dxa"/>
+            <w:shd w:val="clear" w:color="auto" w:fill="auto"/>
+          </w:tcPr>
+          <w:p>
+            <w:pPr>
+              <w:spacing w:beforeLines="60" w:before="144" w:afterLines="60" w:after="144"/>
+              <w:rPr>
+                <w:rFonts w:ascii="Arial" w:hAnsi="Arial" w:cs="Arial"/>
+                <w:bCs/>
+              </w:rPr>
+            </w:pPr>
+            <w:r>
+              <w:rPr>
+                <w:rFonts w:ascii="Arial" w:hAnsi="Arial" w:cs="Arial"/>
+                <w:bCs/>
+              </w:rPr>
+              <w:t>Очная форма обучения</w:t>
+            </w:r>
+          </w:p>
+        </w:tc>
+      </w:tr>
+      <w:tr>
+        <w:trPr>
+          <w:trHeight w:val="319"/>
+        </w:trPr>
+        <w:tc>
+          <w:tcPr>
+            <w:tcW w:w="3327" w:type="dxa"/>
+            <w:gridSpan w:val="2"/>
+            <w:vMerge/>
+            <w:shd w:val="clear" w:color="auto" w:fill="auto"/>
+          </w:tcPr>
+          <w:p>
+            <w:pPr>
+              <w:spacing w:beforeLines="60" w:before="144" w:afterLines="60" w:after="144"/>
+              <w:jc w:val="center"/>
+              <w:rPr>
+                <w:rFonts w:ascii="Arial" w:hAnsi="Arial" w:cs="Arial"/>
+                <w:bCs/>
+              </w:rPr>
+            </w:pPr>
+          </w:p>
+        </w:tc>
+        <w:tc>
+          <w:tcPr>
+            <w:tcW w:w="3010" w:type="dxa"/>
+            <w:shd w:val="clear" w:color="auto" w:fill="auto"/>
+          </w:tcPr>
+          <w:p>
+            <w:pPr>
+              <w:spacing w:beforeLines="60" w:before="144" w:afterLines="60" w:after="144"/>
+              <w:jc w:val="center"/>
+              <w:rPr>
+                <w:rFonts w:ascii="Arial" w:hAnsi="Arial" w:cs="Arial"/>
+                <w:bCs/>
+              </w:rPr>
+            </w:pPr>
+            <w:r>
+              <w:rPr>
+                <w:rFonts w:ascii="Arial" w:hAnsi="Arial" w:cs="Arial"/>
+                <w:bCs/>
+              </w:rPr>
+              <w:t xml:space="preserve">с 20 июня по </w:t>
+            </w:r>
+          </w:p>
+          <w:p>
+            <w:pPr>
+              <w:spacing w:beforeLines="60" w:before="144" w:afterLines="60" w:after="144"/>
+              <w:jc w:val="center"/>
+              <w:rPr>
+                <w:rFonts w:ascii="Arial" w:hAnsi="Arial" w:cs="Arial"/>
+                <w:bCs/>
+              </w:rPr>
+            </w:pPr>
+            <w:r>
+              <w:rPr>
+                <w:rFonts w:ascii="Arial" w:hAnsi="Arial" w:cs="Arial"/>
+                <w:bCs/>
+              </w:rPr>
+              <w:t>17 сентября</w:t>
+            </w:r>
+          </w:p>
+        </w:tc>
+        <w:tc>
+          <w:tcPr>
+            <w:tcW w:w="3010" w:type="dxa"/>
+            <w:shd w:val="clear" w:color="auto" w:fill="auto"/>
+          </w:tcPr>
+          <w:p>
+            <w:pPr>
+              <w:spacing w:beforeLines="60" w:before="144" w:afterLines="60" w:after="144"/>
+              <w:rPr>
+                <w:rFonts w:ascii="Arial" w:hAnsi="Arial" w:cs="Arial"/>
+                <w:bCs/>
+              </w:rPr>
+            </w:pPr>
+            <w:r>
+              <w:rPr>
+                <w:rFonts w:ascii="Arial" w:hAnsi="Arial" w:cs="Arial"/>
+                <w:bCs/>
+              </w:rPr>
+              <w:t>Заочная форма обучения</w:t>
+            </w:r>
+          </w:p>
+        </w:tc>
+      </w:tr>
+      <w:tr>
+        <w:trPr>
+          <w:trHeight w:val="319"/>
+        </w:trPr>
+        <w:tc>
+          <w:tcPr>
+            <w:tcW w:w="9347" w:type="dxa"/>
+            <w:gridSpan w:val="4"/>
+            <w:shd w:val="clear" w:color="auto" w:fill="auto"/>
+          </w:tcPr>
+          <w:p>
+            <w:pPr>
+              <w:spacing w:before="120"/>
+              <w:jc w:val="center"/>
+              <w:rPr>
+                <w:rFonts w:ascii="Arial" w:hAnsi="Arial" w:cs="Arial"/>
+                <w:b/>
+                <w:i/>
+              </w:rPr>
+            </w:pPr>
+            <w:r>
+              <w:rPr>
+                <w:rFonts w:ascii="Arial" w:hAnsi="Arial" w:cs="Arial"/>
+                <w:b/>
+                <w:i/>
+              </w:rPr>
+              <w:t>Программы вступительных испытаний</w:t>
+            </w:r>
+          </w:p>
+          <w:p>
+            <w:pPr>
+              <w:rPr>
+                <w:rFonts w:ascii="Arial" w:hAnsi="Arial" w:cs="Arial"/>
+                <w:bCs/>
+              </w:rPr>
+            </w:pPr>
+            <w:r>
+              <w:rPr>
+                <w:rFonts w:ascii="Arial" w:hAnsi="Arial" w:cs="Arial"/>
+                <w:bCs/>
+              </w:rPr>
+              <w:t xml:space="preserve">Со всеми программами вступительных испытаний в магистратуру можно ознакомиться на сайте ГУАП </w:t>
+            </w:r>
+          </w:p>
+          <w:p>
+            <w:pPr>
+              <w:rPr>
+                <w:rFonts w:ascii="Arial" w:hAnsi="Arial" w:cs="Arial"/>
+                <w:bCs/>
+              </w:rPr>
+            </w:pPr>
+          </w:p>
+        </w:tc>
+      </w:tr>
+    </w:tbl>
+    <w:p>
+      <w:pPr>
+        <w:rPr>
+          <w:rFonts w:ascii="Arial" w:hAnsi="Arial" w:cs="Arial"/>
+          <w:bCs/>
+        </w:rPr>
+      </w:pPr>
+    </w:p>
+    <w:p>
+      <w:pPr>
+        <w:pStyle w:val="LIST1"/>
+        <w:numPr>
+          <w:ilvl w:val="3"/>
+          <w:numId w:val="50"/>
+        </w:numPr>
+      </w:pPr>
+      <w:r>
+        <w:t>выделите нижнюю ячейку голубым цветом,</w:t>
+      </w:r>
+    </w:p>
+    <w:p>
+      <w:pPr>
+        <w:pStyle w:val="LIST1"/>
+        <w:numPr>
+          <w:ilvl w:val="3"/>
+          <w:numId w:val="50"/>
+        </w:numPr>
+      </w:pPr>
+      <w:r>
+        <w:t>рамка таблицы должна быть сплошной, красного цвета и иметь толщину 2 пиксела,</w:t>
+      </w:r>
+    </w:p>
+    <w:p>
+      <w:pPr>
+        <w:pStyle w:val="LIST1"/>
+        <w:numPr>
+          <w:ilvl w:val="3"/>
+          <w:numId w:val="50"/>
+        </w:numPr>
+      </w:pPr>
+      <w:r>
+        <w:t>поля в ячейках таблицы должны составлять 3 пиксела.</w:t>
+      </w:r>
     </w:p>
     <w:p>
       <w:pPr>
@@ -1018,10 +1691,10 @@
                     <pic:cNvPicPr/>
                   </pic:nvPicPr>
                   <pic:blipFill>
-                    <a:blip r:embed="rId9">
+                    <a:blip r:embed="rId10">
                       <a:extLst>
                         <a:ext uri="{96DAC541-7B7A-43D3-8B79-37D633B846F1}">
-                          <asvg:svgBlip xmlns:asvg="http://schemas.microsoft.com/office/drawing/2016/SVG/main" r:embed="rId10"/>
+                          <asvg:svgBlip xmlns:asvg="http://schemas.microsoft.com/office/drawing/2016/SVG/main" r:embed="rId11"/>
                         </a:ext>
                       </a:extLst>
                     </a:blip>
@@ -1052,14 +1725,27 @@
       <w:r>
         <w:t xml:space="preserve">Рисунок </w:t>
       </w:r>
-      <w:fldSimple w:instr=" SEQ Рисунок \* ARABIC ">
-        <w:r>
-          <w:rPr>
-            <w:noProof/>
-          </w:rPr>
-          <w:t>1</w:t>
-        </w:r>
-      </w:fldSimple>
+      <w:r>
+        <w:fldChar w:fldCharType="begin"/>
+      </w:r>
+      <w:r>
+        <w:instrText xml:space="preserve"> SEQ Рисунок \* ARABIC </w:instrText>
+      </w:r>
+      <w:r>
+        <w:fldChar w:fldCharType="separate"/>
+      </w:r>
+      <w:r>
+        <w:rPr>
+          <w:noProof/>
+        </w:rPr>
+        <w:t>1</w:t>
+      </w:r>
+      <w:r>
+        <w:rPr>
+          <w:noProof/>
+        </w:rPr>
+        <w:fldChar w:fldCharType="end"/>
+      </w:r>
       <w:r>
         <w:t xml:space="preserve"> </w:t>
       </w:r>
@@ -1190,7 +1876,6 @@
         </w:rPr>
         <w:t>.</w:t>
       </w:r>
-      <w:proofErr w:type="gramStart"/>
       <w:r>
         <w:t>text</w:t>
       </w:r>
@@ -1205,7 +1890,6 @@
         <w:t>DecimalFormat</w:t>
       </w:r>
       <w:proofErr w:type="spellEnd"/>
-      <w:proofErr w:type="gramEnd"/>
       <w:r>
         <w:rPr>
           <w:lang w:val="ru-RU"/>
@@ -1224,13 +1908,8 @@
         <w:t xml:space="preserve">import </w:t>
       </w:r>
       <w:proofErr w:type="spellStart"/>
-      <w:proofErr w:type="gramStart"/>
       <w:r>
-        <w:t>java.util</w:t>
-      </w:r>
-      <w:proofErr w:type="gramEnd"/>
-      <w:r>
-        <w:t>.Scanner</w:t>
+        <w:t>java.util.Scanner</w:t>
       </w:r>
       <w:proofErr w:type="spellEnd"/>
       <w:r>
@@ -5821,6 +6500,121 @@
     </w:lvl>
   </w:abstractNum>
   <w:abstractNum w:abstractNumId="39" w15:restartNumberingAfterBreak="0">
+    <w:nsid w:val="6B3116E5"/>
+    <w:multiLevelType w:val="multilevel"/>
+    <w:tmpl w:val="A678B81E"/>
+    <w:lvl w:ilvl="0">
+      <w:start w:val="1"/>
+      <w:numFmt w:val="decimal"/>
+      <w:suff w:val="space"/>
+      <w:lvlText w:val="%1"/>
+      <w:lvlJc w:val="left"/>
+      <w:pPr>
+        <w:ind w:left="0" w:firstLine="0"/>
+      </w:pPr>
+      <w:rPr>
+        <w:rFonts w:hint="default"/>
+      </w:rPr>
+    </w:lvl>
+    <w:lvl w:ilvl="1">
+      <w:start w:val="1"/>
+      <w:numFmt w:val="decimal"/>
+      <w:suff w:val="space"/>
+      <w:lvlText w:val="%1.%2"/>
+      <w:lvlJc w:val="left"/>
+      <w:pPr>
+        <w:ind w:left="335" w:firstLine="0"/>
+      </w:pPr>
+      <w:rPr>
+        <w:rFonts w:hint="default"/>
+      </w:rPr>
+    </w:lvl>
+    <w:lvl w:ilvl="2">
+      <w:start w:val="1"/>
+      <w:numFmt w:val="decimal"/>
+      <w:lvlText w:val="%1.%2.%3"/>
+      <w:lvlJc w:val="left"/>
+      <w:pPr>
+        <w:ind w:left="952" w:hanging="476"/>
+      </w:pPr>
+      <w:rPr>
+        <w:rFonts w:hint="default"/>
+      </w:rPr>
+    </w:lvl>
+    <w:lvl w:ilvl="3">
+      <w:start w:val="1"/>
+      <w:numFmt w:val="bullet"/>
+      <w:lvlText w:val=""/>
+      <w:lvlJc w:val="left"/>
+      <w:pPr>
+        <w:ind w:left="1080" w:hanging="360"/>
+      </w:pPr>
+      <w:rPr>
+        <w:rFonts w:ascii="Symbol" w:hAnsi="Symbol" w:hint="default"/>
+      </w:rPr>
+    </w:lvl>
+    <w:lvl w:ilvl="4">
+      <w:start w:val="1"/>
+      <w:numFmt w:val="decimal"/>
+      <w:lvlText w:val="%1.%2.%3.%4.%5"/>
+      <w:lvlJc w:val="left"/>
+      <w:pPr>
+        <w:ind w:left="1428" w:hanging="476"/>
+      </w:pPr>
+      <w:rPr>
+        <w:rFonts w:hint="default"/>
+      </w:rPr>
+    </w:lvl>
+    <w:lvl w:ilvl="5">
+      <w:start w:val="1"/>
+      <w:numFmt w:val="decimal"/>
+      <w:lvlText w:val="%1.%2.%3.%4.%5.%6"/>
+      <w:lvlJc w:val="left"/>
+      <w:pPr>
+        <w:ind w:left="1666" w:hanging="476"/>
+      </w:pPr>
+      <w:rPr>
+        <w:rFonts w:hint="default"/>
+      </w:rPr>
+    </w:lvl>
+    <w:lvl w:ilvl="6">
+      <w:start w:val="1"/>
+      <w:numFmt w:val="decimal"/>
+      <w:lvlText w:val="%1.%2.%3.%4.%5.%6.%7"/>
+      <w:lvlJc w:val="left"/>
+      <w:pPr>
+        <w:ind w:left="1904" w:hanging="476"/>
+      </w:pPr>
+      <w:rPr>
+        <w:rFonts w:hint="default"/>
+      </w:rPr>
+    </w:lvl>
+    <w:lvl w:ilvl="7">
+      <w:start w:val="1"/>
+      <w:numFmt w:val="decimal"/>
+      <w:lvlText w:val="%1.%2.%3.%4.%5.%6.%7.%8"/>
+      <w:lvlJc w:val="left"/>
+      <w:pPr>
+        <w:ind w:left="2142" w:hanging="476"/>
+      </w:pPr>
+      <w:rPr>
+        <w:rFonts w:hint="default"/>
+      </w:rPr>
+    </w:lvl>
+    <w:lvl w:ilvl="8">
+      <w:start w:val="1"/>
+      <w:numFmt w:val="decimal"/>
+      <w:lvlText w:val="%1.%2.%3.%4.%5.%6.%7.%8.%9"/>
+      <w:lvlJc w:val="left"/>
+      <w:pPr>
+        <w:ind w:left="2380" w:hanging="476"/>
+      </w:pPr>
+      <w:rPr>
+        <w:rFonts w:hint="default"/>
+      </w:rPr>
+    </w:lvl>
+  </w:abstractNum>
+  <w:abstractNum w:abstractNumId="40" w15:restartNumberingAfterBreak="0">
     <w:nsid w:val="6B70767F"/>
     <w:multiLevelType w:val="multilevel"/>
     <w:tmpl w:val="34A61B02"/>
@@ -5940,7 +6734,7 @@
       </w:rPr>
     </w:lvl>
   </w:abstractNum>
-  <w:abstractNum w:abstractNumId="40" w15:restartNumberingAfterBreak="0">
+  <w:abstractNum w:abstractNumId="41" w15:restartNumberingAfterBreak="0">
     <w:nsid w:val="6B8F11A3"/>
     <w:multiLevelType w:val="multilevel"/>
     <w:tmpl w:val="2CB47BAA"/>
@@ -6058,7 +6852,7 @@
       </w:rPr>
     </w:lvl>
   </w:abstractNum>
-  <w:abstractNum w:abstractNumId="41" w15:restartNumberingAfterBreak="0">
+  <w:abstractNum w:abstractNumId="42" w15:restartNumberingAfterBreak="0">
     <w:nsid w:val="6E480333"/>
     <w:multiLevelType w:val="multilevel"/>
     <w:tmpl w:val="9D8216A4"/>
@@ -6178,7 +6972,147 @@
       </w:rPr>
     </w:lvl>
   </w:abstractNum>
-  <w:abstractNum w:abstractNumId="42" w15:restartNumberingAfterBreak="0">
+  <w:abstractNum w:abstractNumId="43" w15:restartNumberingAfterBreak="0">
+    <w:nsid w:val="6F78177D"/>
+    <w:multiLevelType w:val="hybridMultilevel"/>
+    <w:tmpl w:val="8D0685FE"/>
+    <w:lvl w:ilvl="0" w:tplc="04190001">
+      <w:start w:val="1"/>
+      <w:numFmt w:val="bullet"/>
+      <w:lvlText w:val=""/>
+      <w:lvlJc w:val="left"/>
+      <w:pPr>
+        <w:tabs>
+          <w:tab w:val="num" w:pos="645"/>
+        </w:tabs>
+        <w:ind w:left="645" w:hanging="360"/>
+      </w:pPr>
+      <w:rPr>
+        <w:rFonts w:ascii="Symbol" w:hAnsi="Symbol" w:hint="default"/>
+      </w:rPr>
+    </w:lvl>
+    <w:lvl w:ilvl="1" w:tplc="04190003" w:tentative="1">
+      <w:start w:val="1"/>
+      <w:numFmt w:val="bullet"/>
+      <w:lvlText w:val="o"/>
+      <w:lvlJc w:val="left"/>
+      <w:pPr>
+        <w:tabs>
+          <w:tab w:val="num" w:pos="1440"/>
+        </w:tabs>
+        <w:ind w:left="1440" w:hanging="360"/>
+      </w:pPr>
+      <w:rPr>
+        <w:rFonts w:ascii="Courier New" w:hAnsi="Courier New" w:cs="Courier New" w:hint="default"/>
+      </w:rPr>
+    </w:lvl>
+    <w:lvl w:ilvl="2" w:tplc="04190005" w:tentative="1">
+      <w:start w:val="1"/>
+      <w:numFmt w:val="bullet"/>
+      <w:lvlText w:val=""/>
+      <w:lvlJc w:val="left"/>
+      <w:pPr>
+        <w:tabs>
+          <w:tab w:val="num" w:pos="2160"/>
+        </w:tabs>
+        <w:ind w:left="2160" w:hanging="360"/>
+      </w:pPr>
+      <w:rPr>
+        <w:rFonts w:ascii="Wingdings" w:hAnsi="Wingdings" w:hint="default"/>
+      </w:rPr>
+    </w:lvl>
+    <w:lvl w:ilvl="3" w:tplc="04190001" w:tentative="1">
+      <w:start w:val="1"/>
+      <w:numFmt w:val="bullet"/>
+      <w:lvlText w:val=""/>
+      <w:lvlJc w:val="left"/>
+      <w:pPr>
+        <w:tabs>
+          <w:tab w:val="num" w:pos="2880"/>
+        </w:tabs>
+        <w:ind w:left="2880" w:hanging="360"/>
+      </w:pPr>
+      <w:rPr>
+        <w:rFonts w:ascii="Symbol" w:hAnsi="Symbol" w:hint="default"/>
+      </w:rPr>
+    </w:lvl>
+    <w:lvl w:ilvl="4" w:tplc="04190003" w:tentative="1">
+      <w:start w:val="1"/>
+      <w:numFmt w:val="bullet"/>
+      <w:lvlText w:val="o"/>
+      <w:lvlJc w:val="left"/>
+      <w:pPr>
+        <w:tabs>
+          <w:tab w:val="num" w:pos="3600"/>
+        </w:tabs>
+        <w:ind w:left="3600" w:hanging="360"/>
+      </w:pPr>
+      <w:rPr>
+        <w:rFonts w:ascii="Courier New" w:hAnsi="Courier New" w:cs="Courier New" w:hint="default"/>
+      </w:rPr>
+    </w:lvl>
+    <w:lvl w:ilvl="5" w:tplc="04190005" w:tentative="1">
+      <w:start w:val="1"/>
+      <w:numFmt w:val="bullet"/>
+      <w:lvlText w:val=""/>
+      <w:lvlJc w:val="left"/>
+      <w:pPr>
+        <w:tabs>
+          <w:tab w:val="num" w:pos="4320"/>
+        </w:tabs>
+        <w:ind w:left="4320" w:hanging="360"/>
+      </w:pPr>
+      <w:rPr>
+        <w:rFonts w:ascii="Wingdings" w:hAnsi="Wingdings" w:hint="default"/>
+      </w:rPr>
+    </w:lvl>
+    <w:lvl w:ilvl="6" w:tplc="04190001" w:tentative="1">
+      <w:start w:val="1"/>
+      <w:numFmt w:val="bullet"/>
+      <w:lvlText w:val=""/>
+      <w:lvlJc w:val="left"/>
+      <w:pPr>
+        <w:tabs>
+          <w:tab w:val="num" w:pos="5040"/>
+        </w:tabs>
+        <w:ind w:left="5040" w:hanging="360"/>
+      </w:pPr>
+      <w:rPr>
+        <w:rFonts w:ascii="Symbol" w:hAnsi="Symbol" w:hint="default"/>
+      </w:rPr>
+    </w:lvl>
+    <w:lvl w:ilvl="7" w:tplc="04190003" w:tentative="1">
+      <w:start w:val="1"/>
+      <w:numFmt w:val="bullet"/>
+      <w:lvlText w:val="o"/>
+      <w:lvlJc w:val="left"/>
+      <w:pPr>
+        <w:tabs>
+          <w:tab w:val="num" w:pos="5760"/>
+        </w:tabs>
+        <w:ind w:left="5760" w:hanging="360"/>
+      </w:pPr>
+      <w:rPr>
+        <w:rFonts w:ascii="Courier New" w:hAnsi="Courier New" w:cs="Courier New" w:hint="default"/>
+      </w:rPr>
+    </w:lvl>
+    <w:lvl w:ilvl="8" w:tplc="04190005" w:tentative="1">
+      <w:start w:val="1"/>
+      <w:numFmt w:val="bullet"/>
+      <w:lvlText w:val=""/>
+      <w:lvlJc w:val="left"/>
+      <w:pPr>
+        <w:tabs>
+          <w:tab w:val="num" w:pos="6480"/>
+        </w:tabs>
+        <w:ind w:left="6480" w:hanging="360"/>
+      </w:pPr>
+      <w:rPr>
+        <w:rFonts w:ascii="Wingdings" w:hAnsi="Wingdings" w:hint="default"/>
+      </w:rPr>
+    </w:lvl>
+  </w:abstractNum>
+  <w:abstractNum w:abstractNumId="44" w15:restartNumberingAfterBreak="0">
     <w:nsid w:val="6FD639D3"/>
     <w:multiLevelType w:val="multilevel"/>
     <w:tmpl w:val="15BE940C"/>
@@ -6296,7 +7230,7 @@
       </w:rPr>
     </w:lvl>
   </w:abstractNum>
-  <w:abstractNum w:abstractNumId="43" w15:restartNumberingAfterBreak="0">
+  <w:abstractNum w:abstractNumId="45" w15:restartNumberingAfterBreak="0">
     <w:nsid w:val="73501DBE"/>
     <w:multiLevelType w:val="multilevel"/>
     <w:tmpl w:val="D3166AD8"/>
@@ -6414,7 +7348,7 @@
       </w:rPr>
     </w:lvl>
   </w:abstractNum>
-  <w:abstractNum w:abstractNumId="44" w15:restartNumberingAfterBreak="0">
+  <w:abstractNum w:abstractNumId="46" w15:restartNumberingAfterBreak="0">
     <w:nsid w:val="787E4A18"/>
     <w:multiLevelType w:val="multilevel"/>
     <w:tmpl w:val="6B3EA130"/>
@@ -6532,7 +7466,7 @@
       </w:rPr>
     </w:lvl>
   </w:abstractNum>
-  <w:abstractNum w:abstractNumId="45" w15:restartNumberingAfterBreak="0">
+  <w:abstractNum w:abstractNumId="47" w15:restartNumberingAfterBreak="0">
     <w:nsid w:val="79807A8D"/>
     <w:multiLevelType w:val="multilevel"/>
     <w:tmpl w:val="3954D3DE"/>
@@ -6647,7 +7581,7 @@
       </w:rPr>
     </w:lvl>
   </w:abstractNum>
-  <w:abstractNum w:abstractNumId="46" w15:restartNumberingAfterBreak="0">
+  <w:abstractNum w:abstractNumId="48" w15:restartNumberingAfterBreak="0">
     <w:nsid w:val="7CF47E10"/>
     <w:multiLevelType w:val="multilevel"/>
     <w:tmpl w:val="C5C0FDA6"/>
@@ -6765,7 +7699,7 @@
       </w:rPr>
     </w:lvl>
   </w:abstractNum>
-  <w:abstractNum w:abstractNumId="47" w15:restartNumberingAfterBreak="0">
+  <w:abstractNum w:abstractNumId="49" w15:restartNumberingAfterBreak="0">
     <w:nsid w:val="7D38337E"/>
     <w:multiLevelType w:val="multilevel"/>
     <w:tmpl w:val="1D0CD264"/>
@@ -6899,7 +7833,7 @@
     <w:abstractNumId w:val="18"/>
   </w:num>
   <w:num w:numId="6" w16cid:durableId="905725245">
-    <w:abstractNumId w:val="45"/>
+    <w:abstractNumId w:val="47"/>
   </w:num>
   <w:num w:numId="7" w16cid:durableId="2087654054">
     <w:abstractNumId w:val="17"/>
@@ -6935,7 +7869,7 @@
     <w:abstractNumId w:val="4"/>
   </w:num>
   <w:num w:numId="18" w16cid:durableId="1875539266">
-    <w:abstractNumId w:val="46"/>
+    <w:abstractNumId w:val="48"/>
   </w:num>
   <w:num w:numId="19" w16cid:durableId="949632104">
     <w:abstractNumId w:val="19"/>
@@ -6956,10 +7890,10 @@
     <w:abstractNumId w:val="21"/>
   </w:num>
   <w:num w:numId="25" w16cid:durableId="669990759">
-    <w:abstractNumId w:val="39"/>
+    <w:abstractNumId w:val="40"/>
   </w:num>
   <w:num w:numId="26" w16cid:durableId="1588153943">
-    <w:abstractNumId w:val="41"/>
+    <w:abstractNumId w:val="42"/>
   </w:num>
   <w:num w:numId="27" w16cid:durableId="1588611934">
     <w:abstractNumId w:val="12"/>
@@ -6986,7 +7920,7 @@
     <w:abstractNumId w:val="29"/>
   </w:num>
   <w:num w:numId="35" w16cid:durableId="1211922188">
-    <w:abstractNumId w:val="43"/>
+    <w:abstractNumId w:val="45"/>
   </w:num>
   <w:num w:numId="36" w16cid:durableId="623854524">
     <w:abstractNumId w:val="9"/>
@@ -7001,16 +7935,16 @@
     <w:abstractNumId w:val="35"/>
   </w:num>
   <w:num w:numId="40" w16cid:durableId="670302458">
-    <w:abstractNumId w:val="47"/>
+    <w:abstractNumId w:val="49"/>
   </w:num>
   <w:num w:numId="41" w16cid:durableId="1295334840">
-    <w:abstractNumId w:val="44"/>
+    <w:abstractNumId w:val="46"/>
   </w:num>
   <w:num w:numId="42" w16cid:durableId="1760104189">
     <w:abstractNumId w:val="2"/>
   </w:num>
   <w:num w:numId="43" w16cid:durableId="507210303">
-    <w:abstractNumId w:val="42"/>
+    <w:abstractNumId w:val="44"/>
   </w:num>
   <w:num w:numId="44" w16cid:durableId="163861233">
     <w:abstractNumId w:val="1"/>
@@ -7022,10 +7956,16 @@
     <w:abstractNumId w:val="33"/>
   </w:num>
   <w:num w:numId="47" w16cid:durableId="1036538417">
-    <w:abstractNumId w:val="40"/>
+    <w:abstractNumId w:val="41"/>
   </w:num>
   <w:num w:numId="48" w16cid:durableId="1769040316">
     <w:abstractNumId w:val="24"/>
+  </w:num>
+  <w:num w:numId="49" w16cid:durableId="599875219">
+    <w:abstractNumId w:val="43"/>
+  </w:num>
+  <w:num w:numId="50" w16cid:durableId="60761989">
+    <w:abstractNumId w:val="39"/>
   </w:num>
 </w:numbering>
 </file>
